--- a/docs/Lab-Submissions/Lab-4.docx
+++ b/docs/Lab-Submissions/Lab-4.docx
@@ -14,7 +14,7 @@
           <w:sz w:val="24"/>
           <w:szCs w:val="24"/>
         </w:rPr>
-        <w:t>Lab-4-Exp-1 Client &amp; Server</w:t>
+        <w:t>Lab-4-Exp-1 Client</w:t>
       </w:r>
     </w:p>
     <w:p>
@@ -26,15 +26,14 @@
       </w:pPr>
       <w:r>
         <w:rPr>
-          <w:noProof/>
           <w:sz w:val="24"/>
           <w:szCs w:val="24"/>
         </w:rPr>
         <w:drawing>
-          <wp:inline distT="0" distB="0" distL="0" distR="0" wp14:anchorId="6F73AE26" wp14:editId="5C8C25A5">
-            <wp:extent cx="5731510" cy="3139440"/>
+          <wp:inline distT="0" distB="0" distL="0" distR="0" wp14:anchorId="04085BCD" wp14:editId="02C61A8F">
+            <wp:extent cx="5731510" cy="1592580"/>
             <wp:effectExtent l="0" t="0" r="0" b="0"/>
-            <wp:docPr id="2124326002" name="Picture 1"/>
+            <wp:docPr id="2106928854" name="Picture 8"/>
             <wp:cNvGraphicFramePr>
               <a:graphicFrameLocks xmlns:a="http://schemas.openxmlformats.org/drawingml/2006/main" noChangeAspect="1"/>
             </wp:cNvGraphicFramePr>
@@ -42,13 +41,182 @@
               <a:graphicData uri="http://schemas.openxmlformats.org/drawingml/2006/picture">
                 <pic:pic xmlns:pic="http://schemas.openxmlformats.org/drawingml/2006/picture">
                   <pic:nvPicPr>
-                    <pic:cNvPr id="0" name="Picture 1"/>
+                    <pic:cNvPr id="0" name="Picture 36"/>
+                    <pic:cNvPicPr>
+                      <a:picLocks noChangeAspect="1" noChangeArrowheads="1"/>
+                    </pic:cNvPicPr>
+                  </pic:nvPicPr>
+                  <pic:blipFill rotWithShape="1">
+                    <a:blip r:embed="rId4" cstate="print">
+                      <a:extLst>
+                        <a:ext uri="{28A0092B-C50C-407E-A947-70E740481C1C}">
+                          <a14:useLocalDpi xmlns:a14="http://schemas.microsoft.com/office/drawing/2010/main" val="0"/>
+                        </a:ext>
+                      </a:extLst>
+                    </a:blip>
+                    <a:srcRect b="46887"/>
+                    <a:stretch>
+                      <a:fillRect/>
+                    </a:stretch>
+                  </pic:blipFill>
+                  <pic:spPr bwMode="auto">
+                    <a:xfrm>
+                      <a:off x="0" y="0"/>
+                      <a:ext cx="5731510" cy="1592580"/>
+                    </a:xfrm>
+                    <a:prstGeom prst="rect">
+                      <a:avLst/>
+                    </a:prstGeom>
+                    <a:noFill/>
+                    <a:ln>
+                      <a:noFill/>
+                    </a:ln>
+                    <a:extLst>
+                      <a:ext uri="{53640926-AAD7-44D8-BBD7-CCE9431645EC}">
+                        <a14:shadowObscured xmlns:a14="http://schemas.microsoft.com/office/drawing/2010/main"/>
+                      </a:ext>
+                    </a:extLst>
+                  </pic:spPr>
+                </pic:pic>
+              </a:graphicData>
+            </a:graphic>
+          </wp:inline>
+        </w:drawing>
+      </w:r>
+    </w:p>
+    <w:p>
+      <w:pPr>
+        <w:rPr>
+          <w:sz w:val="24"/>
+          <w:szCs w:val="24"/>
+        </w:rPr>
+      </w:pPr>
+      <w:r>
+        <w:rPr>
+          <w:sz w:val="24"/>
+          <w:szCs w:val="24"/>
+        </w:rPr>
+        <w:t xml:space="preserve">Lab-4-Exp-1 </w:t>
+      </w:r>
+      <w:r>
+        <w:rPr>
+          <w:sz w:val="24"/>
+          <w:szCs w:val="24"/>
+        </w:rPr>
+        <w:t>Server</w:t>
+      </w:r>
+    </w:p>
+    <w:p>
+      <w:pPr>
+        <w:rPr>
+          <w:sz w:val="24"/>
+          <w:szCs w:val="24"/>
+        </w:rPr>
+      </w:pPr>
+      <w:r>
+        <w:rPr>
+          <w:noProof/>
+        </w:rPr>
+        <w:drawing>
+          <wp:inline distT="0" distB="0" distL="0" distR="0" wp14:anchorId="22C27F21" wp14:editId="6F96AF0B">
+            <wp:extent cx="5731510" cy="617220"/>
+            <wp:effectExtent l="0" t="0" r="0" b="0"/>
+            <wp:docPr id="1749650658" name="Picture 9"/>
+            <wp:cNvGraphicFramePr>
+              <a:graphicFrameLocks xmlns:a="http://schemas.openxmlformats.org/drawingml/2006/main" noChangeAspect="1"/>
+            </wp:cNvGraphicFramePr>
+            <a:graphic xmlns:a="http://schemas.openxmlformats.org/drawingml/2006/main">
+              <a:graphicData uri="http://schemas.openxmlformats.org/drawingml/2006/picture">
+                <pic:pic xmlns:pic="http://schemas.openxmlformats.org/drawingml/2006/picture">
+                  <pic:nvPicPr>
+                    <pic:cNvPr id="0" name="Picture 38"/>
+                    <pic:cNvPicPr>
+                      <a:picLocks noChangeAspect="1" noChangeArrowheads="1"/>
+                    </pic:cNvPicPr>
+                  </pic:nvPicPr>
+                  <pic:blipFill rotWithShape="1">
+                    <a:blip r:embed="rId5" cstate="print">
+                      <a:extLst>
+                        <a:ext uri="{28A0092B-C50C-407E-A947-70E740481C1C}">
+                          <a14:useLocalDpi xmlns:a14="http://schemas.microsoft.com/office/drawing/2010/main" val="0"/>
+                        </a:ext>
+                      </a:extLst>
+                    </a:blip>
+                    <a:srcRect b="80847"/>
+                    <a:stretch>
+                      <a:fillRect/>
+                    </a:stretch>
+                  </pic:blipFill>
+                  <pic:spPr bwMode="auto">
+                    <a:xfrm>
+                      <a:off x="0" y="0"/>
+                      <a:ext cx="5731510" cy="617220"/>
+                    </a:xfrm>
+                    <a:prstGeom prst="rect">
+                      <a:avLst/>
+                    </a:prstGeom>
+                    <a:noFill/>
+                    <a:ln>
+                      <a:noFill/>
+                    </a:ln>
+                    <a:extLst>
+                      <a:ext uri="{53640926-AAD7-44D8-BBD7-CCE9431645EC}">
+                        <a14:shadowObscured xmlns:a14="http://schemas.microsoft.com/office/drawing/2010/main"/>
+                      </a:ext>
+                    </a:extLst>
+                  </pic:spPr>
+                </pic:pic>
+              </a:graphicData>
+            </a:graphic>
+          </wp:inline>
+        </w:drawing>
+      </w:r>
+    </w:p>
+    <w:p>
+      <w:pPr>
+        <w:rPr>
+          <w:sz w:val="24"/>
+          <w:szCs w:val="24"/>
+        </w:rPr>
+      </w:pPr>
+      <w:r>
+        <w:rPr>
+          <w:sz w:val="24"/>
+          <w:szCs w:val="24"/>
+        </w:rPr>
+        <w:t>Lab-4-Exp-1 Wireshark</w:t>
+      </w:r>
+    </w:p>
+    <w:p>
+      <w:pPr>
+        <w:rPr>
+          <w:sz w:val="24"/>
+          <w:szCs w:val="24"/>
+        </w:rPr>
+      </w:pPr>
+      <w:r>
+        <w:rPr>
+          <w:noProof/>
+        </w:rPr>
+        <w:drawing>
+          <wp:inline distT="0" distB="0" distL="0" distR="0" wp14:anchorId="1F5FCEFD" wp14:editId="426674AB">
+            <wp:extent cx="5731510" cy="3222625"/>
+            <wp:effectExtent l="0" t="0" r="0" b="0"/>
+            <wp:docPr id="2029559485" name="Picture 10"/>
+            <wp:cNvGraphicFramePr>
+              <a:graphicFrameLocks xmlns:a="http://schemas.openxmlformats.org/drawingml/2006/main" noChangeAspect="1"/>
+            </wp:cNvGraphicFramePr>
+            <a:graphic xmlns:a="http://schemas.openxmlformats.org/drawingml/2006/main">
+              <a:graphicData uri="http://schemas.openxmlformats.org/drawingml/2006/picture">
+                <pic:pic xmlns:pic="http://schemas.openxmlformats.org/drawingml/2006/picture">
+                  <pic:nvPicPr>
+                    <pic:cNvPr id="0" name="Picture 40"/>
                     <pic:cNvPicPr>
                       <a:picLocks noChangeAspect="1" noChangeArrowheads="1"/>
                     </pic:cNvPicPr>
                   </pic:nvPicPr>
                   <pic:blipFill>
-                    <a:blip r:embed="rId4" cstate="print">
+                    <a:blip r:embed="rId6" cstate="print">
                       <a:extLst>
                         <a:ext uri="{28A0092B-C50C-407E-A947-70E740481C1C}">
                           <a14:useLocalDpi xmlns:a14="http://schemas.microsoft.com/office/drawing/2010/main" val="0"/>
@@ -63,7 +231,7 @@
                   <pic:spPr bwMode="auto">
                     <a:xfrm>
                       <a:off x="0" y="0"/>
-                      <a:ext cx="5731510" cy="3139440"/>
+                      <a:ext cx="5731510" cy="3222625"/>
                     </a:xfrm>
                     <a:prstGeom prst="rect">
                       <a:avLst/>
@@ -87,45 +255,87 @@
           <w:szCs w:val="24"/>
         </w:rPr>
       </w:pPr>
+    </w:p>
+    <w:p>
+      <w:pPr>
+        <w:rPr>
+          <w:sz w:val="24"/>
+          <w:szCs w:val="24"/>
+        </w:rPr>
+      </w:pPr>
+    </w:p>
+    <w:p>
+      <w:pPr>
+        <w:rPr>
+          <w:sz w:val="24"/>
+          <w:szCs w:val="24"/>
+        </w:rPr>
+      </w:pPr>
+    </w:p>
+    <w:p>
+      <w:pPr>
+        <w:rPr>
+          <w:sz w:val="24"/>
+          <w:szCs w:val="24"/>
+        </w:rPr>
+      </w:pPr>
+    </w:p>
+    <w:p>
+      <w:pPr>
+        <w:rPr>
+          <w:sz w:val="24"/>
+          <w:szCs w:val="24"/>
+        </w:rPr>
+      </w:pPr>
+    </w:p>
+    <w:p>
+      <w:pPr>
+        <w:rPr>
+          <w:sz w:val="24"/>
+          <w:szCs w:val="24"/>
+        </w:rPr>
+      </w:pPr>
+    </w:p>
+    <w:p>
+      <w:pPr>
+        <w:rPr>
+          <w:sz w:val="24"/>
+          <w:szCs w:val="24"/>
+        </w:rPr>
+      </w:pPr>
+    </w:p>
+    <w:p>
+      <w:pPr>
+        <w:rPr>
+          <w:sz w:val="24"/>
+          <w:szCs w:val="24"/>
+        </w:rPr>
+      </w:pPr>
       <w:r>
         <w:rPr>
           <w:sz w:val="24"/>
           <w:szCs w:val="24"/>
         </w:rPr>
-        <w:t>Lab-4-Exp-</w:t>
+        <w:lastRenderedPageBreak/>
+        <w:t>Lab-4-Exp2 Client</w:t>
       </w:r>
+    </w:p>
+    <w:p>
+      <w:pPr>
+        <w:rPr>
+          <w:sz w:val="24"/>
+          <w:szCs w:val="24"/>
+        </w:rPr>
+      </w:pPr>
       <w:r>
         <w:rPr>
-          <w:sz w:val="24"/>
-          <w:szCs w:val="24"/>
-        </w:rPr>
-        <w:t>2</w:t>
-      </w:r>
-      <w:r>
-        <w:rPr>
-          <w:sz w:val="24"/>
-          <w:szCs w:val="24"/>
-        </w:rPr>
-        <w:t xml:space="preserve"> Client &amp; Server</w:t>
-      </w:r>
-    </w:p>
-    <w:p>
-      <w:pPr>
-        <w:rPr>
-          <w:sz w:val="24"/>
-          <w:szCs w:val="24"/>
-        </w:rPr>
-      </w:pPr>
-      <w:r>
-        <w:rPr>
-          <w:sz w:val="24"/>
-          <w:szCs w:val="24"/>
+          <w:noProof/>
         </w:rPr>
         <w:drawing>
-          <wp:inline distT="0" distB="0" distL="0" distR="0" wp14:anchorId="2075052E" wp14:editId="2B3A8038">
-            <wp:extent cx="5731510" cy="3159760"/>
+          <wp:inline distT="0" distB="0" distL="0" distR="0" wp14:anchorId="5D42C4E9" wp14:editId="7ACA6A8C">
+            <wp:extent cx="5731510" cy="1805940"/>
             <wp:effectExtent l="0" t="0" r="0" b="0"/>
-            <wp:docPr id="1815986721" name="Picture 1"/>
+            <wp:docPr id="1317621604" name="Picture 11"/>
             <wp:cNvGraphicFramePr>
               <a:graphicFrameLocks xmlns:a="http://schemas.openxmlformats.org/drawingml/2006/main" noChangeAspect="1"/>
             </wp:cNvGraphicFramePr>
@@ -133,23 +343,41 @@
               <a:graphicData uri="http://schemas.openxmlformats.org/drawingml/2006/picture">
                 <pic:pic xmlns:pic="http://schemas.openxmlformats.org/drawingml/2006/picture">
                   <pic:nvPicPr>
-                    <pic:cNvPr id="1815986721" name=""/>
-                    <pic:cNvPicPr/>
+                    <pic:cNvPr id="0" name="Picture 42"/>
+                    <pic:cNvPicPr>
+                      <a:picLocks noChangeAspect="1" noChangeArrowheads="1"/>
+                    </pic:cNvPicPr>
                   </pic:nvPicPr>
-                  <pic:blipFill>
-                    <a:blip r:embed="rId5"/>
+                  <pic:blipFill rotWithShape="1">
+                    <a:blip r:embed="rId7" cstate="print">
+                      <a:extLst>
+                        <a:ext uri="{28A0092B-C50C-407E-A947-70E740481C1C}">
+                          <a14:useLocalDpi xmlns:a14="http://schemas.microsoft.com/office/drawing/2010/main" val="0"/>
+                        </a:ext>
+                      </a:extLst>
+                    </a:blip>
+                    <a:srcRect b="39822"/>
                     <a:stretch>
                       <a:fillRect/>
                     </a:stretch>
                   </pic:blipFill>
-                  <pic:spPr>
+                  <pic:spPr bwMode="auto">
                     <a:xfrm>
                       <a:off x="0" y="0"/>
-                      <a:ext cx="5731510" cy="3159760"/>
+                      <a:ext cx="5731510" cy="1805940"/>
                     </a:xfrm>
                     <a:prstGeom prst="rect">
                       <a:avLst/>
                     </a:prstGeom>
+                    <a:noFill/>
+                    <a:ln>
+                      <a:noFill/>
+                    </a:ln>
+                    <a:extLst>
+                      <a:ext uri="{53640926-AAD7-44D8-BBD7-CCE9431645EC}">
+                        <a14:shadowObscured xmlns:a14="http://schemas.microsoft.com/office/drawing/2010/main"/>
+                      </a:ext>
+                    </a:extLst>
                   </pic:spPr>
                 </pic:pic>
               </a:graphicData>
@@ -157,6 +385,171 @@
           </wp:inline>
         </w:drawing>
       </w:r>
+    </w:p>
+    <w:p>
+      <w:pPr>
+        <w:rPr>
+          <w:sz w:val="24"/>
+          <w:szCs w:val="24"/>
+        </w:rPr>
+      </w:pPr>
+      <w:r>
+        <w:rPr>
+          <w:sz w:val="24"/>
+          <w:szCs w:val="24"/>
+        </w:rPr>
+        <w:t>Lab-4-Exp-2 Server</w:t>
+      </w:r>
+    </w:p>
+    <w:p>
+      <w:pPr>
+        <w:rPr>
+          <w:sz w:val="24"/>
+          <w:szCs w:val="24"/>
+        </w:rPr>
+      </w:pPr>
+      <w:r>
+        <w:rPr>
+          <w:noProof/>
+        </w:rPr>
+        <w:drawing>
+          <wp:inline distT="0" distB="0" distL="0" distR="0" wp14:anchorId="614B950A" wp14:editId="6BA6D871">
+            <wp:extent cx="5731510" cy="1295400"/>
+            <wp:effectExtent l="0" t="0" r="0" b="0"/>
+            <wp:docPr id="1396014867" name="Picture 12"/>
+            <wp:cNvGraphicFramePr>
+              <a:graphicFrameLocks xmlns:a="http://schemas.openxmlformats.org/drawingml/2006/main" noChangeAspect="1"/>
+            </wp:cNvGraphicFramePr>
+            <a:graphic xmlns:a="http://schemas.openxmlformats.org/drawingml/2006/main">
+              <a:graphicData uri="http://schemas.openxmlformats.org/drawingml/2006/picture">
+                <pic:pic xmlns:pic="http://schemas.openxmlformats.org/drawingml/2006/picture">
+                  <pic:nvPicPr>
+                    <pic:cNvPr id="0" name="Picture 44"/>
+                    <pic:cNvPicPr>
+                      <a:picLocks noChangeAspect="1" noChangeArrowheads="1"/>
+                    </pic:cNvPicPr>
+                  </pic:nvPicPr>
+                  <pic:blipFill rotWithShape="1">
+                    <a:blip r:embed="rId8" cstate="print">
+                      <a:extLst>
+                        <a:ext uri="{28A0092B-C50C-407E-A947-70E740481C1C}">
+                          <a14:useLocalDpi xmlns:a14="http://schemas.microsoft.com/office/drawing/2010/main" val="0"/>
+                        </a:ext>
+                      </a:extLst>
+                    </a:blip>
+                    <a:srcRect b="59803"/>
+                    <a:stretch>
+                      <a:fillRect/>
+                    </a:stretch>
+                  </pic:blipFill>
+                  <pic:spPr bwMode="auto">
+                    <a:xfrm>
+                      <a:off x="0" y="0"/>
+                      <a:ext cx="5731510" cy="1295400"/>
+                    </a:xfrm>
+                    <a:prstGeom prst="rect">
+                      <a:avLst/>
+                    </a:prstGeom>
+                    <a:noFill/>
+                    <a:ln>
+                      <a:noFill/>
+                    </a:ln>
+                    <a:extLst>
+                      <a:ext uri="{53640926-AAD7-44D8-BBD7-CCE9431645EC}">
+                        <a14:shadowObscured xmlns:a14="http://schemas.microsoft.com/office/drawing/2010/main"/>
+                      </a:ext>
+                    </a:extLst>
+                  </pic:spPr>
+                </pic:pic>
+              </a:graphicData>
+            </a:graphic>
+          </wp:inline>
+        </w:drawing>
+      </w:r>
+    </w:p>
+    <w:p>
+      <w:pPr>
+        <w:rPr>
+          <w:sz w:val="24"/>
+          <w:szCs w:val="24"/>
+        </w:rPr>
+      </w:pPr>
+      <w:r>
+        <w:rPr>
+          <w:sz w:val="24"/>
+          <w:szCs w:val="24"/>
+        </w:rPr>
+        <w:t>Lab-4-Exp-2 Wireshark</w:t>
+      </w:r>
+    </w:p>
+    <w:p>
+      <w:pPr>
+        <w:rPr>
+          <w:sz w:val="24"/>
+          <w:szCs w:val="24"/>
+        </w:rPr>
+      </w:pPr>
+      <w:r>
+        <w:rPr>
+          <w:noProof/>
+        </w:rPr>
+        <w:drawing>
+          <wp:inline distT="0" distB="0" distL="0" distR="0" wp14:anchorId="148B670F" wp14:editId="7C4E873B">
+            <wp:extent cx="5731510" cy="3222625"/>
+            <wp:effectExtent l="0" t="0" r="0" b="0"/>
+            <wp:docPr id="551236723" name="Picture 13"/>
+            <wp:cNvGraphicFramePr>
+              <a:graphicFrameLocks xmlns:a="http://schemas.openxmlformats.org/drawingml/2006/main" noChangeAspect="1"/>
+            </wp:cNvGraphicFramePr>
+            <a:graphic xmlns:a="http://schemas.openxmlformats.org/drawingml/2006/main">
+              <a:graphicData uri="http://schemas.openxmlformats.org/drawingml/2006/picture">
+                <pic:pic xmlns:pic="http://schemas.openxmlformats.org/drawingml/2006/picture">
+                  <pic:nvPicPr>
+                    <pic:cNvPr id="0" name="Picture 46"/>
+                    <pic:cNvPicPr>
+                      <a:picLocks noChangeAspect="1" noChangeArrowheads="1"/>
+                    </pic:cNvPicPr>
+                  </pic:nvPicPr>
+                  <pic:blipFill>
+                    <a:blip r:embed="rId9" cstate="print">
+                      <a:extLst>
+                        <a:ext uri="{28A0092B-C50C-407E-A947-70E740481C1C}">
+                          <a14:useLocalDpi xmlns:a14="http://schemas.microsoft.com/office/drawing/2010/main" val="0"/>
+                        </a:ext>
+                      </a:extLst>
+                    </a:blip>
+                    <a:srcRect/>
+                    <a:stretch>
+                      <a:fillRect/>
+                    </a:stretch>
+                  </pic:blipFill>
+                  <pic:spPr bwMode="auto">
+                    <a:xfrm>
+                      <a:off x="0" y="0"/>
+                      <a:ext cx="5731510" cy="3222625"/>
+                    </a:xfrm>
+                    <a:prstGeom prst="rect">
+                      <a:avLst/>
+                    </a:prstGeom>
+                    <a:noFill/>
+                    <a:ln>
+                      <a:noFill/>
+                    </a:ln>
+                  </pic:spPr>
+                </pic:pic>
+              </a:graphicData>
+            </a:graphic>
+          </wp:inline>
+        </w:drawing>
+      </w:r>
+    </w:p>
+    <w:p>
+      <w:pPr>
+        <w:rPr>
+          <w:sz w:val="24"/>
+          <w:szCs w:val="24"/>
+        </w:rPr>
+      </w:pPr>
     </w:p>
     <w:sectPr>
       <w:pgSz w:w="11906" w:h="16838"/>
@@ -568,7 +961,7 @@
   <w:style w:type="paragraph" w:default="1" w:styleId="Normal">
     <w:name w:val="Normal"/>
     <w:qFormat/>
-    <w:rsid w:val="00AC5AC9"/>
+    <w:rsid w:val="005A5129"/>
   </w:style>
   <w:style w:type="paragraph" w:styleId="Heading1">
     <w:name w:val="heading 1"/>
@@ -772,7 +1165,6 @@
   <w:style w:type="character" w:default="1" w:styleId="DefaultParagraphFont">
     <w:name w:val="Default Paragraph Font"/>
     <w:uiPriority w:val="1"/>
-    <w:semiHidden/>
     <w:unhideWhenUsed/>
   </w:style>
   <w:style w:type="table" w:default="1" w:styleId="TableNormal">
